--- a/arb/docx/016.content.docx
+++ b/arb/docx/016.content.docx
@@ -163,28 +163,6 @@
           <w:lang w:val="ar_AE" w:bidi="ar_AE"/>
         </w:rPr>
         <w:t>ع</w:t>
-      </w:r>
-      <w:r>
-        <w:rPr>
-          <w:lang w:val="ar_AE" w:bidi="ar_AE"/>
-        </w:rPr>
-      </w:r>
-    </w:p>
-    <w:p>
-      <w:pPr>
-        <w:bidi/>
-      </w:pPr>
-      <w:r>
-        <w:rPr>
-          <w:lang w:val="ar_AE" w:bidi="ar_AE"/>
-        </w:rPr>
-      </w:r>
-      <w:r>
-        <w:rPr>
-          <w:i/>
-          <w:lang w:val="ar_AE" w:bidi="ar_AE"/>
-        </w:rPr>
-        <w:t>العائلة, العائلة والمجتمع والخطية الجنسية, العالم, العالم القديم والعالم الجديد, العبادة النقية, العِبَادَة في الهَيْكل, العبادة في أورشليم, العبودية, العدالة الاجتماعية, العدل الحقيقي, العطاء المسيحي, العقم, العمل ودعم الآخرين, العهد الجديد, العهد المكسور, العودة إلى الرب, العيش من أجل المسيح, عبادة الملائكة, عبد الرب, عدل الله, عمل الروح, عمود السحاب وعمود النار, عهد الله الجديد, عهد ٱلله مع إبراهيم, عهد ٱلله مع داود, عهد ٱلله مع ملوك إسرائيل, عهد ٱلله مع نوح, عهود الله, عودة حضور ٱلله وسط شعبه</w:t>
       </w:r>
       <w:r>
         <w:rPr>

--- a/arb/docx/016.content.docx
+++ b/arb/docx/016.content.docx
@@ -22,7 +22,7 @@
         <w:rPr>
           <w:lang w:val="ar_AE" w:bidi="ar_AE"/>
         </w:rPr>
-        <w:t>Resource: Study Notes - Themes (Tyndale)</w:t>
+        <w:t>Resource: Tyndale Open Study Notes</w:t>
       </w:r>
       <w:r>
         <w:rPr>
@@ -122,7 +122,7 @@
         <w:rPr>
           <w:lang w:val="ar_AE" w:bidi="ar_AE"/>
         </w:rPr>
-        <w:t>Study Notes - Themes (Tyndale)</w:t>
+        <w:t>Tyndale Open Study Notes</w:t>
       </w:r>
     </w:p>
     <w:p>

--- a/arb/docx/016.content.docx
+++ b/arb/docx/016.content.docx
@@ -22,7 +22,7 @@
         <w:rPr>
           <w:lang w:val="ar_AE" w:bidi="ar_AE"/>
         </w:rPr>
-        <w:t>Resource: Tyndale Open Study Notes</w:t>
+        <w:t>Resource: Aquifer Open Study Notes (Themes)</w:t>
       </w:r>
       <w:r>
         <w:rPr>
@@ -122,7 +122,7 @@
         <w:rPr>
           <w:lang w:val="ar_AE" w:bidi="ar_AE"/>
         </w:rPr>
-        <w:t>Tyndale Open Study Notes</w:t>
+        <w:t>Aquifer Open Study Notes (Themes)</w:t>
       </w:r>
     </w:p>
     <w:p>
